--- a/Documentacion/word/05_Especificacion_Requerimientos_SRS.docx
+++ b/Documentacion/word/05_Especificacion_Requerimientos_SRS.docx
@@ -416,7 +416,7 @@
         <w:pStyle w:val="ListBullet"/>
       </w:pPr>
       <w:r>
-        <w:t>Generación automática de cotizaciones formales con número correlativo único (COT-YYYY-XXX).</w:t>
+        <w:t>Generación automática de cotizaciones formales con número único (COT-YYYY-XXXXXXX, basado en timestamp).</w:t>
       </w:r>
     </w:p>
     <w:p>
@@ -424,7 +424,7 @@
         <w:pStyle w:val="ListBullet"/>
       </w:pPr>
       <w:r>
-        <w:t>Persistencia dual: PostgreSQL como fuente de verdad y Redis como caché de alta velocidad.</w:t>
+        <w:t>Persistencia dual: Supabase como base de datos cloud (PostgreSQL gestionado).</w:t>
       </w:r>
     </w:p>
     <w:p>
@@ -733,7 +733,7 @@
               <w:rPr>
                 <w:sz w:val="18"/>
               </w:rPr>
-              <w:t>COT-YYYY-XXX</w:t>
+              <w:t>COT-YYYY-XXXXX</w:t>
             </w:r>
           </w:p>
         </w:tc>
@@ -747,7 +747,7 @@
               <w:rPr>
                 <w:sz w:val="18"/>
               </w:rPr>
-              <w:t>Formato de número correlativo de cotización (ej: COT-2026-001)</w:t>
+              <w:t>Formato de número correlativo de cotización (ej: COT-2026-XXXXX)</w:t>
             </w:r>
           </w:p>
         </w:tc>
@@ -1071,7 +1071,7 @@
         <w:spacing w:after="120"/>
       </w:pPr>
       <w:r>
-        <w:t>Arquitectura del sistema: el cliente accede desde su navegador web al frontend (React.js desplegado en Vercel). El frontend se comunica con el orquestador n8n mediante peticiones HTTP. n8n coordina las llamadas a Claude API (Anthropic), la gestión de Redis y PostgreSQL, y los servicios de notificación (Telegram Bot API y SMTP). El cobro se procesa a través de MercadoPago Checkout Pro.</w:t>
+        <w:t>Arquitectura del sistema: el cliente accede desde su navegador web al frontend (HTML/JavaScript vanilla desplegado en Vercel). El frontend se comunica con el orquestador n8n mediante peticiones HTTP. n8n coordina las llamadas a Claude API (Anthropic), la gestión de Supabase, y los servicios de notificación (Telegram Bot API y SMTP). El cobro se procesa a través de MercadoPago Checkout Pro.</w:t>
       </w:r>
     </w:p>
     <w:p>
@@ -1220,7 +1220,7 @@
               <w:rPr>
                 <w:sz w:val="18"/>
               </w:rPr>
-              <w:t>Creación automática de COT-YYYY-XXX con persistencia en BD</w:t>
+              <w:t>Creación automática de COT-YYYY-XXXXX con persistencia en BD</w:t>
             </w:r>
           </w:p>
         </w:tc>
@@ -1544,7 +1544,7 @@
         <w:pStyle w:val="ListBullet"/>
       </w:pPr>
       <w:r>
-        <w:t>Tecnologías: React.js, n8n, Node.js, PostgreSQL, Redis, Claude API, MercadoPago, Telegram Bot API.</w:t>
+        <w:t>Tecnologías: HTML/JavaScript vanilla, n8n, Node.js, Supabase, Claude API, MercadoPago, Telegram Bot API.</w:t>
       </w:r>
     </w:p>
     <w:p>
@@ -2458,7 +2458,7 @@
               <w:rPr>
                 <w:sz w:val="18"/>
               </w:rPr>
-              <w:t>Después del mensaje 21, el primer mensaje del historial es eliminado. Verificable inspeccionando Redis (hist_{uuid}).</w:t>
+              <w:t>Después del mensaje 21, el primer mensaje del historial es eliminado. Verificable inspeccionando Redis (historial (tabla Supabase)).</w:t>
             </w:r>
           </w:p>
         </w:tc>
@@ -3180,7 +3180,7 @@
               <w:rPr>
                 <w:sz w:val="18"/>
               </w:rPr>
-              <w:t>Al confirmar todos los datos, el sistema genera un número correlativo único con formato COT-YYYY-XXX (ej: COT-2026-001) usando INCR atómico en Redis.</w:t>
+              <w:t>Al confirmar todos los datos, el sistema genera un número correlativo único con formato COT-YYYY-XXXXX (ej: COT-2026-XXXXX) usando INCR atómico en Redis.</w:t>
             </w:r>
           </w:p>
         </w:tc>
@@ -3238,7 +3238,7 @@
               <w:rPr>
                 <w:sz w:val="18"/>
               </w:rPr>
-              <w:t>Persistencia en PostgreSQL</w:t>
+              <w:t>Persistencia en Supabase</w:t>
             </w:r>
           </w:p>
         </w:tc>
@@ -3324,7 +3324,7 @@
               <w:rPr>
                 <w:sz w:val="18"/>
               </w:rPr>
-              <w:t>La cotización se almacena en Redis (th:quote:{uuid}) con TTL de 10 días (864.000 segundos) como caché de acceso rápido.</w:t>
+              <w:t>La cotización se almacena en Redis (cotizaciones (tabla Supabase)) con TTL de 10 días (864.000 segundos) como caché de acceso rápido.</w:t>
             </w:r>
           </w:p>
         </w:tc>
@@ -3352,7 +3352,7 @@
               <w:rPr>
                 <w:sz w:val="18"/>
               </w:rPr>
-              <w:t>Tras generar una cotización, la clave th:quote:{uuid} existe en Redis con TTL ≥ 863.000 segundos.</w:t>
+              <w:t>Tras generar una cotización, la clave cotizaciones (tabla Supabase) existe en Supabase ≥ 863.000 segundos.</w:t>
             </w:r>
           </w:p>
         </w:tc>
@@ -7551,7 +7551,7 @@
               <w:rPr>
                 <w:sz w:val="18"/>
               </w:rPr>
-              <w:t>El backend (n8n + PostgreSQL + Redis) debe poder desplegarse en cualquier entorno con Docker.</w:t>
+              <w:t>El backend (n8n + Supabase) debe poder desplegarse en cualquier entorno con Docker.</w:t>
             </w:r>
           </w:p>
         </w:tc>
@@ -8061,7 +8061,7 @@
               <w:rPr>
                 <w:sz w:val="18"/>
               </w:rPr>
-              <w:t>Frontend React</w:t>
+              <w:t>Frontend HTML/JavaScript</w:t>
             </w:r>
           </w:p>
         </w:tc>
@@ -8349,7 +8349,7 @@
               <w:rPr>
                 <w:sz w:val="18"/>
               </w:rPr>
-              <w:t>Frontend React · JWT · PostgreSQL</w:t>
+              <w:t>Frontend HTML/JavaScript · JWT · PostgreSQL</w:t>
             </w:r>
           </w:p>
         </w:tc>

--- a/Documentacion/word/05_Especificacion_Requerimientos_SRS.docx
+++ b/Documentacion/word/05_Especificacion_Requerimientos_SRS.docx
@@ -79,7 +79,7 @@
         <w:rPr>
           <w:sz w:val="22"/>
         </w:rPr>
-        <w:t>Césped Sintético SpA · Melipilla, Chile</w:t>
+        <w:t>Césped Sintético ARM · Melipilla, Chile</w:t>
       </w:r>
     </w:p>
     <w:p>
@@ -365,7 +365,7 @@
         <w:spacing w:after="120"/>
       </w:pPr>
       <w:r>
-        <w:t>Este documento especifica los requerimientos funcionales y no funcionales del sistema Trato Hecho, una aplicación web con agente conversacional inteligente orientada a digitalizar el proceso comercial completo de Césped Sintético SpA. El documento sirve como contrato técnico entre el equipo de desarrollo y el cliente, y como referencia para la validación del sistema al término del proyecto.</w:t>
+        <w:t>Este documento especifica los requerimientos funcionales y no funcionales del sistema Trato Hecho, una aplicación web con agente conversacional inteligente orientada a digitalizar el proceso comercial completo de Césped Sintético ARM. El documento sirve como contrato técnico entre el equipo de desarrollo y el cliente, y como referencia para la validación del sistema al término del proyecto.</w:t>
       </w:r>
     </w:p>
     <w:p>
@@ -392,7 +392,7 @@
         <w:spacing w:after="120"/>
       </w:pPr>
       <w:r>
-        <w:t>Trato Hecho cubre el flujo comercial completo de Césped Sintético SpA: desde la primera consulta del cliente hasta la confirmación del pago. El sistema integra en una sola plataforma:</w:t>
+        <w:t>Trato Hecho cubre el flujo comercial completo de Césped Sintético ARM: desde la primera consulta del cliente hasta la confirmación del pago. El sistema integra en una sola plataforma:</w:t>
       </w:r>
     </w:p>
     <w:p>
@@ -424,7 +424,7 @@
         <w:pStyle w:val="ListBullet"/>
       </w:pPr>
       <w:r>
-        <w:t>Persistencia dual: Supabase como base de datos cloud (PostgreSQL gestionado).</w:t>
+        <w:t>Persistencia: Supabase como base de datos cloud (PostgreSQL gestionado con Row Level Security).</w:t>
       </w:r>
     </w:p>
     <w:p>
@@ -448,7 +448,7 @@
         <w:pStyle w:val="ListBullet"/>
       </w:pPr>
       <w:r>
-        <w:t>Panel de gestión para visualizar y hacer seguimiento de cotizaciones.</w:t>
+        <w:t>Dashboard de métricas (Grafana) como extra no comprometido en el alcance original.</w:t>
       </w:r>
     </w:p>
     <w:p>
@@ -673,7 +673,7 @@
               <w:rPr>
                 <w:sz w:val="18"/>
               </w:rPr>
-              <w:t>Redis</w:t>
+              <w:t>Grafana</w:t>
             </w:r>
           </w:p>
         </w:tc>
@@ -687,7 +687,7 @@
               <w:rPr>
                 <w:sz w:val="18"/>
               </w:rPr>
-              <w:t>Base de datos en memoria usada como caché de alta velocidad con TTL</w:t>
+              <w:t>Herramienta de monitoreo usada como extra (no comprometida en el alcance original) para visualizar métricas del agente.</w:t>
             </w:r>
           </w:p>
         </w:tc>
@@ -717,7 +717,7 @@
               <w:rPr>
                 <w:sz w:val="18"/>
               </w:rPr>
-              <w:t>Time To Live — tiempo de vida de un dato antes de expirar en Redis</w:t>
+              <w:t>Time To Live — tiempo de vida de una cotización antes de perder vigencia comercial (10 días)</w:t>
             </w:r>
           </w:p>
         </w:tc>
@@ -823,7 +823,7 @@
               <w:rPr>
                 <w:sz w:val="18"/>
               </w:rPr>
-              <w:t>JWT</w:t>
+              <w:t>RLS</w:t>
             </w:r>
           </w:p>
         </w:tc>
@@ -837,67 +837,7 @@
               <w:rPr>
                 <w:sz w:val="18"/>
               </w:rPr>
-              <w:t>JSON Web Token — mecanismo de autenticación del panel administrativo</w:t>
-            </w:r>
-          </w:p>
-        </w:tc>
-      </w:tr>
-      <w:tr>
-        <w:tc>
-          <w:tcPr>
-            <w:tcW w:type="dxa" w:w="1728"/>
-            <w:shd w:val="clear" w:color="auto" w:fill="EEF4FB"/>
-          </w:tcPr>
-          <w:p>
-            <w:r>
-              <w:rPr>
-                <w:sz w:val="18"/>
-              </w:rPr>
-              <w:t>CSAT</w:t>
-            </w:r>
-          </w:p>
-        </w:tc>
-        <w:tc>
-          <w:tcPr>
-            <w:tcW w:type="dxa" w:w="7632"/>
-            <w:shd w:val="clear" w:color="auto" w:fill="EEF4FB"/>
-          </w:tcPr>
-          <w:p>
-            <w:r>
-              <w:rPr>
-                <w:sz w:val="18"/>
-              </w:rPr>
-              <w:t>Customer Satisfaction Score — métrica de satisfacción del cliente</w:t>
-            </w:r>
-          </w:p>
-        </w:tc>
-      </w:tr>
-      <w:tr>
-        <w:tc>
-          <w:tcPr>
-            <w:tcW w:type="dxa" w:w="1728"/>
-            <w:shd w:val="clear" w:color="auto" w:fill="FFFFFF"/>
-          </w:tcPr>
-          <w:p>
-            <w:r>
-              <w:rPr>
-                <w:sz w:val="18"/>
-              </w:rPr>
-              <w:t>SUS</w:t>
-            </w:r>
-          </w:p>
-        </w:tc>
-        <w:tc>
-          <w:tcPr>
-            <w:tcW w:type="dxa" w:w="7632"/>
-            <w:shd w:val="clear" w:color="auto" w:fill="FFFFFF"/>
-          </w:tcPr>
-          <w:p>
-            <w:r>
-              <w:rPr>
-                <w:sz w:val="18"/>
-              </w:rPr>
-              <w:t>System Usability Scale — escala de medición de usabilidad del sistema</w:t>
+              <w:t>Row Level Security — políticas de Supabase que restringen el acceso a los datos por fila</w:t>
             </w:r>
           </w:p>
         </w:tc>
@@ -1063,7 +1003,7 @@
         <w:spacing w:after="120"/>
       </w:pPr>
       <w:r>
-        <w:t>Trato Hecho es un sistema nuevo, desarrollado a medida para Césped Sintético SpA. No reemplaza ningún sistema previo; viene a cubrir la ausencia total de herramientas digitales en el proceso comercial de la empresa. El sistema opera de forma independiente y no requiere integración con sistemas externos preexistentes del cliente.</w:t>
+        <w:t>Trato Hecho es un sistema nuevo, desarrollado a medida para Césped Sintético ARM. No reemplaza ningún sistema previo; viene a cubrir la ausencia total de herramientas digitales en el proceso comercial de la empresa. El sistema opera de forma independiente y no requiere integración con sistemas externos preexistentes del cliente.</w:t>
       </w:r>
     </w:p>
     <w:p>
@@ -1071,7 +1011,7 @@
         <w:spacing w:after="120"/>
       </w:pPr>
       <w:r>
-        <w:t>Arquitectura del sistema: el cliente accede desde su navegador web al frontend (HTML/JavaScript vanilla desplegado en Vercel). El frontend se comunica con el orquestador n8n mediante peticiones HTTP. n8n coordina las llamadas a Claude API (Anthropic), la gestión de Supabase, y los servicios de notificación (Telegram Bot API y SMTP). El cobro se procesa a través de MercadoPago Checkout Pro.</w:t>
+        <w:t>Arquitectura del sistema: el cliente accede desde su navegador web al frontend (HTML/JavaScript vanilla, servido desde una instancia EC2 de AWS Academy). El frontend se comunica con el orquestador n8n (Docker, en la misma instancia) mediante peticiones HTTP. n8n coordina las llamadas a Claude API (Anthropic), la gestión de Supabase, y los servicios de notificación (Telegram Bot API y SMTP). El cobro se procesa a través de MercadoPago Checkout Pro.</w:t>
       </w:r>
     </w:p>
     <w:p>
@@ -1296,7 +1236,7 @@
               <w:rPr>
                 <w:sz w:val="18"/>
               </w:rPr>
-              <w:t>Panel de gestión</w:t>
+              <w:t>Monitoreo (Grafana)</w:t>
             </w:r>
           </w:p>
         </w:tc>
@@ -1310,7 +1250,7 @@
               <w:rPr>
                 <w:sz w:val="18"/>
               </w:rPr>
-              <w:t>Interfaz administrativa para visualizar y gestionar cotizaciones</w:t>
+              <w:t>Dashboard de métricas del agente, extra no comprometido en el alcance original</w:t>
             </w:r>
           </w:p>
         </w:tc>
@@ -1467,7 +1407,7 @@
               <w:rPr>
                 <w:sz w:val="18"/>
               </w:rPr>
-              <w:t>Operador único de Césped Sintético SpA. Recibe notificaciones y gestiona cotizaciones.</w:t>
+              <w:t>Operador único de Césped Sintético ARM. Recibe notificaciones y puede consultar métricas agregadas.</w:t>
             </w:r>
           </w:p>
         </w:tc>
@@ -1481,7 +1421,7 @@
               <w:rPr>
                 <w:sz w:val="18"/>
               </w:rPr>
-              <w:t>Panel admin + Notificaciones</w:t>
+              <w:t>Notificaciones (Telegram/Gmail) + Grafana</w:t>
             </w:r>
           </w:p>
         </w:tc>
@@ -1544,7 +1484,7 @@
         <w:pStyle w:val="ListBullet"/>
       </w:pPr>
       <w:r>
-        <w:t>Tecnologías: HTML/JavaScript vanilla, n8n, Node.js, Supabase, Claude API, MercadoPago, Telegram Bot API.</w:t>
+        <w:t>Tecnologías: HTML/JavaScript vanilla, n8n, Node.js, Supabase, Claude API, MercadoPago, Telegram Bot API, Terraform (AWS EC2).</w:t>
       </w:r>
     </w:p>
     <w:p>
@@ -1587,7 +1527,7 @@
         <w:pStyle w:val="ListBullet"/>
       </w:pPr>
       <w:r>
-        <w:t>Las plataformas de despliegue gratuitas (Render/Railway y Vercel) mantienen al menos 95% de disponibilidad.</w:t>
+        <w:t>La cuenta de AWS Academy (EC2) mantiene al menos 95% de disponibilidad durante el semestre.</w:t>
       </w:r>
     </w:p>
     <w:p>
@@ -2458,7 +2398,7 @@
               <w:rPr>
                 <w:sz w:val="18"/>
               </w:rPr>
-              <w:t>Después del mensaje 21, el primer mensaje del historial es eliminado. Verificable inspeccionando Redis (historial (tabla Supabase)).</w:t>
+              <w:t>Verificable inspeccionando la memoria de buffer del AI Agent en n8n (Window Buffer Memory).</w:t>
             </w:r>
           </w:p>
         </w:tc>
@@ -3180,7 +3120,7 @@
               <w:rPr>
                 <w:sz w:val="18"/>
               </w:rPr>
-              <w:t>Al confirmar todos los datos, el sistema genera un número correlativo único con formato COT-YYYY-XXXXX (ej: COT-2026-XXXXX) usando INCR atómico en Redis.</w:t>
+              <w:t>Al confirmar todos los datos, el sistema genera un número correlativo único con formato COT-YYYY-XXXXX (ej: COT-2026-XXXXX) basado en timestamp.</w:t>
             </w:r>
           </w:p>
         </w:tc>
@@ -3280,7 +3220,7 @@
               <w:rPr>
                 <w:sz w:val="18"/>
               </w:rPr>
-              <w:t>Tras generar una cotización, existe el registro en PostgreSQL con el número correcto. Verificable con consulta SQL directa.</w:t>
+              <w:t>Tras generar una cotización, existe el registro en Supabase con el número correcto. Verificable con consulta directa a la API REST.</w:t>
             </w:r>
           </w:p>
         </w:tc>
@@ -3310,7 +3250,7 @@
               <w:rPr>
                 <w:sz w:val="18"/>
               </w:rPr>
-              <w:t>Caché en Redis</w:t>
+              <w:t>Protección de datos por sesión</w:t>
             </w:r>
           </w:p>
         </w:tc>
@@ -3324,7 +3264,7 @@
               <w:rPr>
                 <w:sz w:val="18"/>
               </w:rPr>
-              <w:t>La cotización se almacena en Redis (cotizaciones (tabla Supabase)) con TTL de 10 días (864.000 segundos) como caché de acceso rápido.</w:t>
+              <w:t>Cada cotización queda asociada a su sessionId de origen mediante políticas Row Level Security (RLS) en Supabase, evitando que otra sesión pueda leerla directamente.</w:t>
             </w:r>
           </w:p>
         </w:tc>
@@ -3352,7 +3292,7 @@
               <w:rPr>
                 <w:sz w:val="18"/>
               </w:rPr>
-              <w:t>Tras generar una cotización, la clave cotizaciones (tabla Supabase) existe en Supabase ≥ 863.000 segundos.</w:t>
+              <w:t>Una sesión distinta al sessionId de origen no puede leer la cotización vía la API REST de Supabase.</w:t>
             </w:r>
           </w:p>
         </w:tc>
@@ -3540,7 +3480,7 @@
               <w:rPr>
                 <w:sz w:val="18"/>
               </w:rPr>
-              <w:t>Toda cotización nueva se crea con estado "pendiente" en PostgreSQL.</w:t>
+              <w:t>Toda cotización nueva se crea con estado "pendiente" en Supabase.</w:t>
             </w:r>
           </w:p>
         </w:tc>
@@ -4051,7 +3991,7 @@
               <w:rPr>
                 <w:sz w:val="18"/>
               </w:rPr>
-              <w:t>Completado pago sandbox, el campo estado en PostgreSQL cambia a "aprobado". Verificable con consulta SQL.</w:t>
+              <w:t>Completado pago sandbox, el campo estado en Supabase cambia a "aprobado". Verificable con consulta directa a la API REST.</w:t>
             </w:r>
           </w:p>
         </w:tc>
@@ -4693,7 +4633,7 @@
         <w:rPr>
           <w:color w:val="0070C0"/>
         </w:rPr>
-        <w:t>4.6 Módulo de Panel de Gestión</w:t>
+        <w:t>4.6 Módulo de Monitoreo (Grafana — extra no comprometido)</w:t>
       </w:r>
     </w:p>
     <w:tbl>
@@ -4845,7 +4785,7 @@
               <w:rPr>
                 <w:sz w:val="18"/>
               </w:rPr>
-              <w:t>El panel de gestión requiere autenticación mediante usuario y contraseña. El sistema usa JWT con expiración configurable.</w:t>
+              <w:t>El dashboard de métricas debe requerir autenticación para su acceso.</w:t>
             </w:r>
           </w:p>
         </w:tc>
@@ -4859,7 +4799,7 @@
               <w:rPr>
                 <w:sz w:val="18"/>
               </w:rPr>
-              <w:t>Alta</w:t>
+              <w:t>Baja</w:t>
             </w:r>
           </w:p>
         </w:tc>
@@ -4873,7 +4813,7 @@
               <w:rPr>
                 <w:sz w:val="18"/>
               </w:rPr>
-              <w:t>Sin credenciales válidas, el acceso al panel es denegado. Con credenciales válidas, el acceso es concedido.</w:t>
+              <w:t>Sin credenciales válidas, el acceso a Grafana es denegado.</w:t>
             </w:r>
           </w:p>
         </w:tc>
@@ -4903,7 +4843,7 @@
               <w:rPr>
                 <w:sz w:val="18"/>
               </w:rPr>
-              <w:t>Listado de cotizaciones</w:t>
+              <w:t>Volumen de conversaciones y cotizaciones</w:t>
             </w:r>
           </w:p>
         </w:tc>
@@ -4917,7 +4857,7 @@
               <w:rPr>
                 <w:sz w:val="18"/>
               </w:rPr>
-              <w:t>El panel muestra todas las cotizaciones registradas en PostgreSQL con sus campos principales (número, nombre, producto, total, estado, fecha).</w:t>
+              <w:t>Grafana debe mostrar el número de conversaciones y cotizaciones generadas en el período seleccionado.</w:t>
             </w:r>
           </w:p>
         </w:tc>
@@ -4931,7 +4871,7 @@
               <w:rPr>
                 <w:sz w:val="18"/>
               </w:rPr>
-              <w:t>Alta</w:t>
+              <w:t>Baja</w:t>
             </w:r>
           </w:p>
         </w:tc>
@@ -4945,7 +4885,7 @@
               <w:rPr>
                 <w:sz w:val="18"/>
               </w:rPr>
-              <w:t>El panel muestra todas las cotizaciones de la BD ordenadas por fecha descendente.</w:t>
+              <w:t>El dashboard muestra el conteo total y su evolución en el tiempo.</w:t>
             </w:r>
           </w:p>
         </w:tc>
@@ -4975,7 +4915,7 @@
               <w:rPr>
                 <w:sz w:val="18"/>
               </w:rPr>
-              <w:t>Filtro por estado</w:t>
+              <w:t>Tiempo de respuesta del agente</w:t>
             </w:r>
           </w:p>
         </w:tc>
@@ -4989,7 +4929,7 @@
               <w:rPr>
                 <w:sz w:val="18"/>
               </w:rPr>
-              <w:t>El panel permite filtrar cotizaciones por estado: pendiente, aprobado, rechazado.</w:t>
+              <w:t>Grafana debe mostrar el tiempo de respuesta del agente por interacción.</w:t>
             </w:r>
           </w:p>
         </w:tc>
@@ -5003,7 +4943,7 @@
               <w:rPr>
                 <w:sz w:val="18"/>
               </w:rPr>
-              <w:t>Media</w:t>
+              <w:t>Baja</w:t>
             </w:r>
           </w:p>
         </w:tc>
@@ -5017,7 +4957,7 @@
               <w:rPr>
                 <w:sz w:val="18"/>
               </w:rPr>
-              <w:t>Al seleccionar filtro "aprobado", solo se muestran cotizaciones con ese estado.</w:t>
+              <w:t>El dashboard grafica el tiempo de respuesta promedio y su distribución.</w:t>
             </w:r>
           </w:p>
         </w:tc>
@@ -5047,7 +4987,7 @@
               <w:rPr>
                 <w:sz w:val="18"/>
               </w:rPr>
-              <w:t>Detalle de cotización</w:t>
+              <w:t>Uso de herramientas del agente</w:t>
             </w:r>
           </w:p>
         </w:tc>
@@ -5061,7 +5001,7 @@
               <w:rPr>
                 <w:sz w:val="18"/>
               </w:rPr>
-              <w:t>Al seleccionar una cotización del listado, el panel muestra todos sus campos incluyendo UUID de sesión.</w:t>
+              <w:t>Grafana debe mostrar cuántas veces se invocó cada tool del agente (calcular_precio, guardar_cotizacion, generar_pago, buscar_cotizacion).</w:t>
             </w:r>
           </w:p>
         </w:tc>
@@ -5075,7 +5015,7 @@
               <w:rPr>
                 <w:sz w:val="18"/>
               </w:rPr>
-              <w:t>Media</w:t>
+              <w:t>Baja</w:t>
             </w:r>
           </w:p>
         </w:tc>
@@ -5089,7 +5029,7 @@
               <w:rPr>
                 <w:sz w:val="18"/>
               </w:rPr>
-              <w:t>Al hacer clic en una cotización, se muestran todos los campos de la tabla cotizaciones.</w:t>
+              <w:t>El dashboard desglosa el uso por herramienta invocada.</w:t>
             </w:r>
           </w:p>
         </w:tc>
@@ -5119,7 +5059,7 @@
               <w:rPr>
                 <w:sz w:val="18"/>
               </w:rPr>
-              <w:t>Indicador de cotizaciones nuevas</w:t>
+              <w:t>Actualización en tiempo real</w:t>
             </w:r>
           </w:p>
         </w:tc>
@@ -5133,7 +5073,7 @@
               <w:rPr>
                 <w:sz w:val="18"/>
               </w:rPr>
-              <w:t>El panel indica visualmente cuántas cotizaciones tienen estado "pendiente" sin respuesta del negocio.</w:t>
+              <w:t>Las métricas de Grafana deben reflejar la actividad reciente del sistema sin intervención manual.</w:t>
             </w:r>
           </w:p>
         </w:tc>
@@ -5147,7 +5087,7 @@
               <w:rPr>
                 <w:sz w:val="18"/>
               </w:rPr>
-              <w:t>Media</w:t>
+              <w:t>Baja</w:t>
             </w:r>
           </w:p>
         </w:tc>
@@ -5161,7 +5101,7 @@
               <w:rPr>
                 <w:sz w:val="18"/>
               </w:rPr>
-              <w:t>El contador de pendientes en el panel refleja el número exacto de cotizaciones con estado "pendiente".</w:t>
+              <w:t>El dashboard se actualiza automáticamente, sin recarga manual de datos.</w:t>
             </w:r>
           </w:p>
         </w:tc>
@@ -5893,7 +5833,7 @@
               <w:rPr>
                 <w:sz w:val="18"/>
               </w:rPr>
-              <w:t>Autenticación del panel</w:t>
+              <w:t>Autenticación de Grafana</w:t>
             </w:r>
           </w:p>
         </w:tc>
@@ -5907,7 +5847,7 @@
               <w:rPr>
                 <w:sz w:val="18"/>
               </w:rPr>
-              <w:t>El panel administrativo debe requerir autenticación JWT válida para cualquier operación.</w:t>
+              <w:t>El dashboard de métricas debe requerir autenticación válida para cualquier operación.</w:t>
             </w:r>
           </w:p>
         </w:tc>
@@ -5921,7 +5861,7 @@
               <w:rPr>
                 <w:sz w:val="18"/>
               </w:rPr>
-              <w:t>Sin token válido, el servidor retorna HTTP 401 Unauthorized.</w:t>
+              <w:t>Sin credenciales válidas, el acceso a Grafana es denegado.</w:t>
             </w:r>
           </w:p>
         </w:tc>
@@ -5935,7 +5875,7 @@
               <w:rPr>
                 <w:sz w:val="18"/>
               </w:rPr>
-              <w:t>Prueba directa con Postman: petición sin token debe retornar 401.</w:t>
+              <w:t>Prueba directa de acceso a Grafana sin credenciales.</w:t>
             </w:r>
           </w:p>
         </w:tc>
@@ -6065,7 +6005,7 @@
               <w:rPr>
                 <w:sz w:val="18"/>
               </w:rPr>
-              <w:t>0 datos de tarjeta almacenados en PostgreSQL o Redis.</w:t>
+              <w:t>0 datos de tarjeta almacenados en Supabase.</w:t>
             </w:r>
           </w:p>
         </w:tc>
@@ -6643,7 +6583,7 @@
               <w:rPr>
                 <w:sz w:val="18"/>
               </w:rPr>
-              <w:t>Satisfacción del cliente final</w:t>
+              <w:t>Calidad percibida de las respuestas del agente</w:t>
             </w:r>
           </w:p>
         </w:tc>
@@ -6657,7 +6597,7 @@
               <w:rPr>
                 <w:sz w:val="18"/>
               </w:rPr>
-              <w:t>El sistema debe ser percibido como fácil de usar por los clientes.</w:t>
+              <w:t>El agente debe responder de forma directa y útil, sin desviarse del negocio.</w:t>
             </w:r>
           </w:p>
         </w:tc>
@@ -6671,7 +6611,7 @@
               <w:rPr>
                 <w:sz w:val="18"/>
               </w:rPr>
-              <w:t>Score CSAT ≥ 80% (encuesta de 3 preguntas aplicada al terminar el chat).</w:t>
+              <w:t>Answer Relevancy ≥ 39/40 en evaluación manual RAGAS.</w:t>
             </w:r>
           </w:p>
         </w:tc>
@@ -6685,7 +6625,7 @@
               <w:rPr>
                 <w:sz w:val="18"/>
               </w:rPr>
-              <w:t>Encuesta CSAT automática al finalizar la conversación. Reporte de resultados.</w:t>
+              <w:t>Plan de Pruebas — Evaluación RAGAS Manual (40 conversaciones simuladas).</w:t>
             </w:r>
           </w:p>
         </w:tc>
@@ -6715,7 +6655,7 @@
               <w:rPr>
                 <w:sz w:val="18"/>
               </w:rPr>
-              <w:t>Satisfacción del usuario primario</w:t>
+              <w:t>Fidelidad y contexto del agente</w:t>
             </w:r>
           </w:p>
         </w:tc>
@@ -6729,7 +6669,7 @@
               <w:rPr>
                 <w:sz w:val="18"/>
               </w:rPr>
-              <w:t>El propietario del negocio debe percibir el sistema como útil y fácil de adoptar.</w:t>
+              <w:t>El agente no debe inventar información ni perder el contexto de la conversación.</w:t>
             </w:r>
           </w:p>
         </w:tc>
@@ -6743,7 +6683,7 @@
               <w:rPr>
                 <w:sz w:val="18"/>
               </w:rPr>
-              <w:t>Score SUS (System Usability Scale) ≥ 68 puntos sobre 100.</w:t>
+              <w:t>Faithfulness y Context Relevancy = 40/40 en evaluación manual RAGAS.</w:t>
             </w:r>
           </w:p>
         </w:tc>
@@ -6757,7 +6697,7 @@
               <w:rPr>
                 <w:sz w:val="18"/>
               </w:rPr>
-              <w:t>Encuesta SUS aplicada al propietario antes de la entrega final.</w:t>
+              <w:t>Plan de Pruebas — Evaluación RAGAS Manual (40 conversaciones simuladas).</w:t>
             </w:r>
           </w:p>
         </w:tc>
@@ -7140,7 +7080,7 @@
               <w:rPr>
                 <w:sz w:val="18"/>
               </w:rPr>
-              <w:t>El despliegue del frontend debe ejecutarse automáticamente al hacer push a la rama main.</w:t>
+              <w:t>El despliegue de cambios a la instancia EC2 se realiza mediante scripts documentados tras hacer push a main.</w:t>
             </w:r>
           </w:p>
         </w:tc>
@@ -7154,7 +7094,7 @@
               <w:rPr>
                 <w:sz w:val="18"/>
               </w:rPr>
-              <w:t>Push a main activa despliegue en Vercel. Tiempo de despliegue &lt; 5 minutos.</w:t>
+              <w:t>git pull + reinicio del servicio systemd (o terraform apply si cambian variables de infraestructura). Tiempo de despliegue &lt; 5 minutos.</w:t>
             </w:r>
           </w:p>
         </w:tc>
@@ -7168,7 +7108,7 @@
               <w:rPr>
                 <w:sz w:val="18"/>
               </w:rPr>
-              <w:t>GitHub Actions configurado y funcionando. Log de despliegue exitoso verificable.</w:t>
+              <w:t>Scripts de despliegue (start.ps1, terraform/ec2-start.ps1) documentados y funcionando. Log de despliegue exitoso verificable.</w:t>
             </w:r>
           </w:p>
         </w:tc>
@@ -7226,7 +7166,7 @@
               <w:rPr>
                 <w:sz w:val="18"/>
               </w:rPr>
-              <w:t>Archivo workflow-pasto.json actualizado en el repositorio con cada cambio significativo.</w:t>
+              <w:t>Archivo Trato Hecho - AI Agent v2.json actualizado en el repositorio con cada cambio significativo.</w:t>
             </w:r>
           </w:p>
         </w:tc>
@@ -7284,7 +7224,7 @@
               <w:rPr>
                 <w:sz w:val="18"/>
               </w:rPr>
-              <w:t>Los datos de PostgreSQL deben respaldarse automáticamente.</w:t>
+              <w:t>Los datos en Supabase deben respaldarse automáticamente.</w:t>
             </w:r>
           </w:p>
         </w:tc>
@@ -7298,7 +7238,7 @@
               <w:rPr>
                 <w:sz w:val="18"/>
               </w:rPr>
-              <w:t>Backup diario automático provisto por la plataforma de despliegue (Railway/Render).</w:t>
+              <w:t>Backup automático provisto por la plataforma Supabase.</w:t>
             </w:r>
           </w:p>
         </w:tc>
@@ -7312,7 +7252,7 @@
               <w:rPr>
                 <w:sz w:val="18"/>
               </w:rPr>
-              <w:t>Política de backup activa en el dashboard de Railway/Render. Restauración exitosa en prueba.</w:t>
+              <w:t>Política de backup activa en el dashboard de Supabase. Restauración exitosa en prueba.</w:t>
             </w:r>
           </w:p>
         </w:tc>
@@ -7537,7 +7477,7 @@
               <w:rPr>
                 <w:sz w:val="18"/>
               </w:rPr>
-              <w:t>Despliegue basado en Docker</w:t>
+              <w:t>Despliegue basado en Terraform</w:t>
             </w:r>
           </w:p>
         </w:tc>
@@ -7551,7 +7491,7 @@
               <w:rPr>
                 <w:sz w:val="18"/>
               </w:rPr>
-              <w:t>El backend (n8n + Supabase) debe poder desplegarse en cualquier entorno con Docker.</w:t>
+              <w:t>La infraestructura (EC2 + n8n en Docker) debe poder aprovisionarse de forma reproducible con Terraform.</w:t>
             </w:r>
           </w:p>
         </w:tc>
@@ -7565,7 +7505,7 @@
               <w:rPr>
                 <w:sz w:val="18"/>
               </w:rPr>
-              <w:t>docker-compose up -d levanta los 3 servicios correctamente en cualquier sistema con Docker.</w:t>
+              <w:t>terraform apply aprovisiona la instancia EC2 con n8n en Docker y el frontend como servicio systemd, sin configuración manual adicional.</w:t>
             </w:r>
           </w:p>
         </w:tc>
@@ -7989,7 +7929,7 @@
               <w:rPr>
                 <w:sz w:val="18"/>
               </w:rPr>
-              <w:t>Redis · n8n B3,B8,B9</w:t>
+              <w:t>n8n (Window Buffer Memory) · Supabase</w:t>
             </w:r>
           </w:p>
         </w:tc>
@@ -8133,7 +8073,7 @@
               <w:rPr>
                 <w:sz w:val="18"/>
               </w:rPr>
-              <w:t>n8n B11-B14 · PostgreSQL · Redis</w:t>
+              <w:t>n8n · Supabase (RLS)</w:t>
             </w:r>
           </w:p>
         </w:tc>
@@ -8321,7 +8261,7 @@
               <w:rPr>
                 <w:sz w:val="18"/>
               </w:rPr>
-              <w:t>Panel de gestión</w:t>
+              <w:t>Monitoreo Grafana</w:t>
             </w:r>
           </w:p>
         </w:tc>
@@ -8349,7 +8289,7 @@
               <w:rPr>
                 <w:sz w:val="18"/>
               </w:rPr>
-              <w:t>Frontend HTML/JavaScript · JWT · PostgreSQL</w:t>
+              <w:t>Grafana · Supabase</w:t>
             </w:r>
           </w:p>
         </w:tc>
@@ -8651,7 +8591,7 @@
               <w:rPr>
                 <w:sz w:val="18"/>
               </w:rPr>
-              <w:t>CSAT ≥ 80% · SUS ≥ 68 puntos</w:t>
+              <w:t>RAGAS manual: Fidelidad 40/40 · Respuesta 39/40</w:t>
             </w:r>
           </w:p>
         </w:tc>
@@ -9017,7 +8957,7 @@
         <w:pStyle w:val="ListBullet"/>
       </w:pPr>
       <w:r>
-        <w:t>Servidor de producción de costo cero o mínimo: Railway/Render plan gratuito o de bajo costo.</w:t>
+        <w:t>Servidor de producción de costo cero: AWS Academy (créditos académicos, instancia EC2).</w:t>
       </w:r>
     </w:p>
     <w:p>
@@ -9241,7 +9181,7 @@
               <w:rPr>
                 <w:sz w:val="18"/>
               </w:rPr>
-              <w:t>Panel de gestión del sistema</w:t>
+              <w:t>Notificaciones Telegram/Gmail del sistema</w:t>
             </w:r>
           </w:p>
         </w:tc>
@@ -9301,7 +9241,7 @@
               <w:rPr>
                 <w:sz w:val="18"/>
               </w:rPr>
-              <w:t>Satisfacción del cliente final (CSAT)</w:t>
+              <w:t>Calidad percibida de las respuestas (Answer Relevancy)</w:t>
             </w:r>
           </w:p>
         </w:tc>
@@ -9315,7 +9255,7 @@
               <w:rPr>
                 <w:sz w:val="18"/>
               </w:rPr>
-              <w:t>≥ 80% de respuestas positivas</w:t>
+              <w:t>≥ 39/40 en evaluación manual RAGAS</w:t>
             </w:r>
           </w:p>
         </w:tc>
@@ -9329,7 +9269,7 @@
               <w:rPr>
                 <w:sz w:val="18"/>
               </w:rPr>
-              <w:t>Encuesta CSAT automática al terminar el chat</w:t>
+              <w:t>Plan de Pruebas — Evaluación RAGAS Manual</w:t>
             </w:r>
           </w:p>
         </w:tc>
@@ -9345,7 +9285,7 @@
               <w:rPr>
                 <w:sz w:val="18"/>
               </w:rPr>
-              <w:t>Satisfacción del usuario primario (SUS)</w:t>
+              <w:t>Fidelidad y contexto del agente (Faithfulness / Context Relevancy)</w:t>
             </w:r>
           </w:p>
         </w:tc>
@@ -9359,7 +9299,7 @@
               <w:rPr>
                 <w:sz w:val="18"/>
               </w:rPr>
-              <w:t>≥ 68 puntos sobre 100</w:t>
+              <w:t>40/40 en evaluación manual RAGAS</w:t>
             </w:r>
           </w:p>
         </w:tc>
@@ -9373,7 +9313,7 @@
               <w:rPr>
                 <w:sz w:val="18"/>
               </w:rPr>
-              <w:t>Encuesta SUS aplicada al propietario</w:t>
+              <w:t>Plan de Pruebas — Evaluación RAGAS Manual</w:t>
             </w:r>
           </w:p>
         </w:tc>
@@ -9779,7 +9719,7 @@
               <w:rPr>
                 <w:sz w:val="18"/>
               </w:rPr>
-              <w:t>Representante Césped Sintético SpA</w:t>
+              <w:t>Representante Césped Sintético ARM</w:t>
             </w:r>
           </w:p>
         </w:tc>
